--- a/companies/ashcombe-advisory/Engagements/Lee, Rice and Adams/2021.11.20 - Status Report - Lee, Rice and Adams v2 FINAL.docx
+++ b/companies/ashcombe-advisory/Engagements/Lee, Rice and Adams/2021.11.20 - Status Report - Lee, Rice and Adams v2 FINAL.docx
@@ -7,7 +7,47 @@
         <w:pStyle w:val="Heading1"/>
       </w:pPr>
       <w:r>
-        <w:t>Status Report: Crisis Communications for Lee, Rice and Adams</w:t>
+        <w:t>Status Report: Crisis Communications</w:t>
+      </w:r>
+    </w:p>
+    <w:p>
+      <w:r>
+        <w:t>Prepared for the leadership of Lee, Rice and Adams</w:t>
+        <w:br/>
+        <w:t>Prepared by Amy Carter, Communications Associate, with Nancy Suarez, Communications Associate</w:t>
+        <w:br/>
+        <w:t>Reviewed by Julie Hill, Managing Partner</w:t>
+      </w:r>
+    </w:p>
+    <w:p>
+      <w:pPr>
+        <w:pStyle w:val="Heading2"/>
+      </w:pPr>
+      <w:r>
+        <w:t>Summary</w:t>
+      </w:r>
+    </w:p>
+    <w:p>
+      <w:r>
+        <w:t>This report covers the period since our last working session and reflects the engagement at about its midpoint. The work is on plan: the acute phase of the response is behind us, and the emphasis has moved to showing customers and investors the progress of remediation.</w:t>
+      </w:r>
+    </w:p>
+    <w:p>
+      <w:r>
+        <w:t>Inbound inquiries remain low and now concern almost entirely what has changed. No statement has been released without the agreed legal, finance and operations sign-offs.</w:t>
+      </w:r>
+    </w:p>
+    <w:p>
+      <w:r>
+        <w:t>By the measures agreed at the outset, the response is holding. Approvals have met the agreed turnaround, no released statement has needed correction, and inbound questions have moved from what happened to what is being done.</w:t>
+      </w:r>
+    </w:p>
+    <w:p>
+      <w:pPr>
+        <w:pStyle w:val="Heading2"/>
+      </w:pPr>
+      <w:r>
+        <w:t>Status by area</w:t>
       </w:r>
     </w:p>
     <w:tbl>
@@ -17,33 +57,47 @@
         <w:tblLook w:firstColumn="1" w:firstRow="1" w:lastColumn="0" w:lastRow="0" w:noHBand="0" w:noVBand="1" w:val="04A0"/>
       </w:tblPr>
       <w:tblGrid>
-        <w:gridCol w:w="4320"/>
-        <w:gridCol w:w="4320"/>
+        <w:gridCol w:w="2880"/>
+        <w:gridCol w:w="2880"/>
+        <w:gridCol w:w="2880"/>
       </w:tblGrid>
       <w:tr>
         <w:tc>
           <w:tcPr>
-            <w:tcW w:type="dxa" w:w="4320"/>
+            <w:tcW w:type="dxa" w:w="2880"/>
           </w:tcPr>
           <w:p>
             <w:r>
               <w:rPr>
                 <w:b/>
               </w:rPr>
-              <w:t>Field</w:t>
+              <w:t>Area</w:t>
             </w:r>
           </w:p>
         </w:tc>
         <w:tc>
           <w:tcPr>
-            <w:tcW w:type="dxa" w:w="4320"/>
+            <w:tcW w:type="dxa" w:w="2880"/>
           </w:tcPr>
           <w:p>
             <w:r>
               <w:rPr>
                 <w:b/>
               </w:rPr>
-              <w:t>Detail</w:t>
+              <w:t>Status</w:t>
+            </w:r>
+          </w:p>
+        </w:tc>
+        <w:tc>
+          <w:tcPr>
+            <w:tcW w:type="dxa" w:w="2880"/>
+          </w:tcPr>
+          <w:p>
+            <w:r>
+              <w:rPr>
+                <w:b/>
+              </w:rPr>
+              <w:t>Comment</w:t>
             </w:r>
           </w:p>
         </w:tc>
@@ -51,21 +105,31 @@
       <w:tr>
         <w:tc>
           <w:tcPr>
-            <w:tcW w:type="dxa" w:w="4320"/>
+            <w:tcW w:type="dxa" w:w="2880"/>
           </w:tcPr>
           <w:p>
             <w:r>
-              <w:t>Engagement</w:t>
+              <w:t>Holding statement and reactive Q&amp;A</w:t>
             </w:r>
           </w:p>
         </w:tc>
         <w:tc>
           <w:tcPr>
-            <w:tcW w:type="dxa" w:w="4320"/>
+            <w:tcW w:type="dxa" w:w="2880"/>
           </w:tcPr>
           <w:p>
             <w:r>
-              <w:t>Crisis Communications</w:t>
+              <w:t>Complete; maintained</w:t>
+            </w:r>
+          </w:p>
+        </w:tc>
+        <w:tc>
+          <w:tcPr>
+            <w:tcW w:type="dxa" w:w="2880"/>
+          </w:tcPr>
+          <w:p>
+            <w:r>
+              <w:t>Revised to lead with remediation; superseded answers retired in the log</w:t>
             </w:r>
           </w:p>
         </w:tc>
@@ -73,21 +137,31 @@
       <w:tr>
         <w:tc>
           <w:tcPr>
-            <w:tcW w:type="dxa" w:w="4320"/>
+            <w:tcW w:type="dxa" w:w="2880"/>
           </w:tcPr>
           <w:p>
             <w:r>
-              <w:t>Client</w:t>
+              <w:t>Approval route</w:t>
             </w:r>
           </w:p>
         </w:tc>
         <w:tc>
           <w:tcPr>
-            <w:tcW w:type="dxa" w:w="4320"/>
+            <w:tcW w:type="dxa" w:w="2880"/>
           </w:tcPr>
           <w:p>
             <w:r>
-              <w:t>Lee, Rice and Adams</w:t>
+              <w:t>In place</w:t>
+            </w:r>
+          </w:p>
+        </w:tc>
+        <w:tc>
+          <w:tcPr>
+            <w:tcW w:type="dxa" w:w="2880"/>
+          </w:tcPr>
+          <w:p>
+            <w:r>
+              <w:t>Legal, finance and operations reviewers confirmed; agreed turnaround has held</w:t>
             </w:r>
           </w:p>
         </w:tc>
@@ -95,21 +169,31 @@
       <w:tr>
         <w:tc>
           <w:tcPr>
-            <w:tcW w:type="dxa" w:w="4320"/>
+            <w:tcW w:type="dxa" w:w="2880"/>
           </w:tcPr>
           <w:p>
             <w:r>
-              <w:t>Prepared by</w:t>
+              <w:t>Customer communications</w:t>
             </w:r>
           </w:p>
         </w:tc>
         <w:tc>
           <w:tcPr>
-            <w:tcW w:type="dxa" w:w="4320"/>
+            <w:tcW w:type="dxa" w:w="2880"/>
           </w:tcPr>
           <w:p>
             <w:r>
-              <w:t>Amy Carter, Communications Associate, Ashcombe Advisory Partners</w:t>
+              <w:t>On track</w:t>
+            </w:r>
+          </w:p>
+        </w:tc>
+        <w:tc>
+          <w:tcPr>
+            <w:tcW w:type="dxa" w:w="2880"/>
+          </w:tcPr>
+          <w:p>
+            <w:r>
+              <w:t>Remediation update released; next update in preparation</w:t>
             </w:r>
           </w:p>
         </w:tc>
@@ -117,21 +201,127 @@
       <w:tr>
         <w:tc>
           <w:tcPr>
-            <w:tcW w:type="dxa" w:w="4320"/>
+            <w:tcW w:type="dxa" w:w="2880"/>
           </w:tcPr>
           <w:p>
             <w:r>
-              <w:t>Stage</w:t>
+              <w:t>Investor communications</w:t>
             </w:r>
           </w:p>
         </w:tc>
         <w:tc>
           <w:tcPr>
-            <w:tcW w:type="dxa" w:w="4320"/>
+            <w:tcW w:type="dxa" w:w="2880"/>
           </w:tcPr>
           <w:p>
             <w:r>
-              <w:t>Midpoint of the engagement</w:t>
+              <w:t>Complete for this period</w:t>
+            </w:r>
+          </w:p>
+        </w:tc>
+        <w:tc>
+          <w:tcPr>
+            <w:tcW w:type="dxa" w:w="2880"/>
+          </w:tcPr>
+          <w:p>
+            <w:r>
+              <w:t>Talking points finalized with finance and used in the quarterly investor update</w:t>
+            </w:r>
+          </w:p>
+        </w:tc>
+      </w:tr>
+      <w:tr>
+        <w:tc>
+          <w:tcPr>
+            <w:tcW w:type="dxa" w:w="2880"/>
+          </w:tcPr>
+          <w:p>
+            <w:r>
+              <w:t>Employee communications</w:t>
+            </w:r>
+          </w:p>
+        </w:tc>
+        <w:tc>
+          <w:tcPr>
+            <w:tcW w:type="dxa" w:w="2880"/>
+          </w:tcPr>
+          <w:p>
+            <w:r>
+              <w:t>On track</w:t>
+            </w:r>
+          </w:p>
+        </w:tc>
+        <w:tc>
+          <w:tcPr>
+            <w:tcW w:type="dxa" w:w="2880"/>
+          </w:tcPr>
+          <w:p>
+            <w:r>
+              <w:t>Next note in draft, for release at the Company’s timing</w:t>
+            </w:r>
+          </w:p>
+        </w:tc>
+      </w:tr>
+      <w:tr>
+        <w:tc>
+          <w:tcPr>
+            <w:tcW w:type="dxa" w:w="2880"/>
+          </w:tcPr>
+          <w:p>
+            <w:r>
+              <w:t>Spokesperson preparation</w:t>
+            </w:r>
+          </w:p>
+        </w:tc>
+        <w:tc>
+          <w:tcPr>
+            <w:tcW w:type="dxa" w:w="2880"/>
+          </w:tcPr>
+          <w:p>
+            <w:r>
+              <w:t>Scheduled</w:t>
+            </w:r>
+          </w:p>
+        </w:tc>
+        <w:tc>
+          <w:tcPr>
+            <w:tcW w:type="dxa" w:w="2880"/>
+          </w:tcPr>
+          <w:p>
+            <w:r>
+              <w:t>Refresher briefing to be held before the holiday period</w:t>
+            </w:r>
+          </w:p>
+        </w:tc>
+      </w:tr>
+      <w:tr>
+        <w:tc>
+          <w:tcPr>
+            <w:tcW w:type="dxa" w:w="2880"/>
+          </w:tcPr>
+          <w:p>
+            <w:r>
+              <w:t>Inquiry log</w:t>
+            </w:r>
+          </w:p>
+        </w:tc>
+        <w:tc>
+          <w:tcPr>
+            <w:tcW w:type="dxa" w:w="2880"/>
+          </w:tcPr>
+          <w:p>
+            <w:r>
+              <w:t>Steady</w:t>
+            </w:r>
+          </w:p>
+        </w:tc>
+        <w:tc>
+          <w:tcPr>
+            <w:tcW w:type="dxa" w:w="2880"/>
+          </w:tcPr>
+          <w:p>
+            <w:r>
+              <w:t>Reviewed by email between fortnightly calls</w:t>
             </w:r>
           </w:p>
         </w:tc>
@@ -142,17 +332,47 @@
         <w:pStyle w:val="Heading2"/>
       </w:pPr>
       <w:r>
-        <w:t>Where the engagement stands</w:t>
+        <w:t>Completed this period</w:t>
       </w:r>
     </w:p>
     <w:p>
+      <w:pPr>
+        <w:pStyle w:val="ListBullet"/>
+      </w:pPr>
       <w:r>
-        <w:t>We have reached the midpoint of the crisis communications work for Lee, Rice and Adams, and I am glad to report the engagement is on plan and, in a couple of places, a little ahead of it. The first half was about response: getting in front of the matter with clear, consistent language and making sure the firm spoke with one voice under pressure. That footing is now steady, and the work is beginning to turn from holding the line to rebuilding the firm's standing.</w:t>
+        <w:t>Released the customer update on remediation, after the operations team confirmed which milestones could be described as complete. Nancy Suarez managed distribution and confirmed delivery to each list.</w:t>
       </w:r>
     </w:p>
     <w:p>
+      <w:pPr>
+        <w:pStyle w:val="ListBullet"/>
+      </w:pPr>
       <w:r>
-        <w:t>What follows sets out what this period produced, what comes next, where the budget sits, and the risks I am watching. None of it changes the direction we set at the outset; it carries that direction into the quieter months ahead.</w:t>
+        <w:t>Revised the reactive Q&amp;A so that each answer opens with what has changed, and marked superseded answers as retired in the inquiry log.</w:t>
+      </w:r>
+    </w:p>
+    <w:p>
+      <w:pPr>
+        <w:pStyle w:val="ListBullet"/>
+      </w:pPr>
+      <w:r>
+        <w:t>Finalized the investor talking points with your finance team and supported their use in the quarterly investor update.</w:t>
+      </w:r>
+    </w:p>
+    <w:p>
+      <w:pPr>
+        <w:pStyle w:val="ListBullet"/>
+      </w:pPr>
+      <w:r>
+        <w:t>Logged and answered each inbound inquiry from the approved language; none required a new statement.</w:t>
+      </w:r>
+    </w:p>
+    <w:p>
+      <w:pPr>
+        <w:pStyle w:val="ListBullet"/>
+      </w:pPr>
+      <w:r>
+        <w:t>Moved the standing call to a fortnightly cadence, with the inquiry log reviewed by email in between.</w:t>
       </w:r>
     </w:p>
     <w:p>
@@ -160,17 +380,12 @@
         <w:pStyle w:val="Heading2"/>
       </w:pPr>
       <w:r>
-        <w:t>What we accomplished this period</w:t>
+        <w:t>Planned for the coming period</w:t>
       </w:r>
     </w:p>
     <w:p>
       <w:r>
-        <w:t>Most of the effort went into standing up a response the firm could rely on without hesitation. We agreed the small set of points that matter most, built the holding statement and a fuller question-and-answer set around them, and put both into use as queries came in. Nancy Suarez set up the approval path early, so every statement has cleared the same route and nothing has gone out unreviewed.</w:t>
-      </w:r>
-    </w:p>
-    <w:p>
-      <w:r>
-        <w:t>Alongside the drafting, we prepared the handful of people most likely to be asked about the matter, walking them through the lines until the answers came back consistent. The daily monitoring has done its job as well: the coverage has stayed factual and narrow, and where a question looked likely to escalate we had a same-day response ready before it did.</w:t>
+        <w:t>The coming period carries fewer releases, each tied to a step the operations team has confirmed. In order, we expect to:</w:t>
       </w:r>
     </w:p>
     <w:p>
@@ -178,7 +393,7 @@
         <w:pStyle w:val="ListBullet"/>
       </w:pPr>
       <w:r>
-        <w:t>An agreed message architecture: a short core statement and the supporting lines that answer the questions the firm is most likely to face.</w:t>
+        <w:t>prepare the next customer update, timed to the next remediation milestone the operations team is ready to confirm;</w:t>
       </w:r>
     </w:p>
     <w:p>
@@ -186,7 +401,7 @@
         <w:pStyle w:val="ListBullet"/>
       </w:pPr>
       <w:r>
-        <w:t>A holding statement and a working question-and-answer set, both in use and revised as the matter has developed.</w:t>
+        <w:t>draft an employee note recognizing the operations team’s work, for release when the Company judges it appropriate;</w:t>
       </w:r>
     </w:p>
     <w:p>
@@ -194,7 +409,7 @@
         <w:pStyle w:val="ListBullet"/>
       </w:pPr>
       <w:r>
-        <w:t>A daily monitoring read on coverage and reaction, with a same-day flag for anything needing a response.</w:t>
+        <w:t>hold a refresher briefing for the designated spokespeople, using the current Q&amp;A; and</w:t>
       </w:r>
     </w:p>
     <w:p>
@@ -202,7 +417,7 @@
         <w:pStyle w:val="ListBullet"/>
       </w:pPr>
       <w:r>
-        <w:t>A clear approval path, owned by Nancy Suarez, so statements clear quickly and consistently.</w:t>
+        <w:t>begin an outline of the post-incident communications review, to be completed in the later phase of the engagement.</w:t>
       </w:r>
     </w:p>
     <w:p>
@@ -210,49 +425,27 @@
         <w:pStyle w:val="Heading2"/>
       </w:pPr>
       <w:r>
-        <w:t>The work ahead</w:t>
+        <w:t>Risks and points to watch</w:t>
       </w:r>
     </w:p>
     <w:p>
       <w:r>
-        <w:t>With the immediate response steady, the second half turns to the firm's standing over the coming months. We move from reacting to reaching out: a measured program of contact with the clients and referral sources whose regard matters most, refreshed language for the firm's own channels, and a short internal update so staff hear from leadership rather than from rumor. None of this reopens the response; it builds on the footing we have set.</w:t>
+        <w:t>Overstatement. The likeliest way to lose ground at this stage is to describe a step as finished before operations has signed it off. Every draft will continue to carry the operations sign-off line, and Julie Hill will review investor-facing language before it reaches you.</w:t>
       </w:r>
     </w:p>
     <w:p>
       <w:r>
-        <w:t>The order matters more than the pace. Reaching a handful of the most important relationships properly does more for the firm than a wide, generic note that reads as reputation management. Nancy Suarez and I will draft the plan around the names you give us and bring it to you before any of it goes out.</w:t>
+        <w:t>Renewed attention. A public customer complaint, or a comparable incident elsewhere in the industry, could bring media interest back quickly. The holding language and reactive Q&amp;A remain current, and Nancy Suarez can return the inquiry log to daily review at short notice.</w:t>
       </w:r>
     </w:p>
     <w:p>
-      <w:pPr>
-        <w:pStyle w:val="ListBullet"/>
-      </w:pPr>
       <w:r>
-        <w:t>A proactive outreach plan for priority clients and referral sources, for the partner's sign-off before anything goes out.</w:t>
+        <w:t>Approver availability. The holiday period will thin out the legal and finance reviewers on your side. Naming an alternate for each would let us keep the agreed turnaround if a statement is needed at short notice.</w:t>
       </w:r>
     </w:p>
     <w:p>
-      <w:pPr>
-        <w:pStyle w:val="ListBullet"/>
-      </w:pPr>
       <w:r>
-        <w:t>Refreshed boilerplate and website language that reflects where the firm now stands.</w:t>
-      </w:r>
-    </w:p>
-    <w:p>
-      <w:pPr>
-        <w:pStyle w:val="ListBullet"/>
-      </w:pPr>
-      <w:r>
-        <w:t>A follow-up note to employees, kept plain and honest.</w:t>
-      </w:r>
-    </w:p>
-    <w:p>
-      <w:pPr>
-        <w:pStyle w:val="ListBullet"/>
-      </w:pPr>
-      <w:r>
-        <w:t>A short readiness refresh for spokespeople ahead of the quieter phase.</w:t>
+        <w:t>Update fatigue. Customers who have read several updates may begin to skim them. We will keep each one short and open with the change that matters most to its reader.</w:t>
       </w:r>
     </w:p>
     <w:p>
@@ -260,12 +453,17 @@
         <w:pStyle w:val="Heading2"/>
       </w:pPr>
       <w:r>
-        <w:t>The budget</w:t>
+        <w:t>Points for the Company’s decision</w:t>
       </w:r>
     </w:p>
     <w:p>
       <w:r>
-        <w:t>The engagement is tracking within its fixed fee of $46,500, and the first half came in on the effort we scoped. The round-the-clock stretch of the response is behind us, which should keep the second half comfortably inside the fee. If something outside the original plan comes up, such as a fresh development that needs a full new statement, I will flag it and agree it with you before we take it on.</w:t>
+        <w:t>The sequencing of the next employee note is still open. We lean toward the note going out before the next customer update, consistent with the order used so far, but the timing is the Company’s to judge.</w:t>
+      </w:r>
+    </w:p>
+    <w:p>
+      <w:r>
+        <w:t>We would also welcome your view on whether the post-incident review should cover the investor communications as well as the customer and employee work.</w:t>
       </w:r>
     </w:p>
     <w:p>
@@ -273,41 +471,22 @@
         <w:pStyle w:val="Heading2"/>
       </w:pPr>
       <w:r>
-        <w:t>Risks I am watching</w:t>
+        <w:t>Budget</w:t>
       </w:r>
     </w:p>
     <w:p>
       <w:r>
-        <w:t>Three things are worth naming now, while each is still easy to manage. None threatens the engagement, and each has a plan sitting against it.</w:t>
-      </w:r>
-    </w:p>
-    <w:p>
-      <w:pPr>
-        <w:pStyle w:val="ListBullet"/>
-      </w:pPr>
-      <w:r>
-        <w:t>A second development. A crisis can be reopened by a new fact or a new inquiry. We keep the holding lines current and the approval path warm so we are not caught flat if that happens.</w:t>
-      </w:r>
-    </w:p>
-    <w:p>
-      <w:pPr>
-        <w:pStyle w:val="ListBullet"/>
-      </w:pPr>
-      <w:r>
-        <w:t>Consistency of voice. Several people at the firm may be asked about the matter. The question-and-answer set and a short spokesperson refresh are there to keep everyone answering the same way.</w:t>
-      </w:r>
-    </w:p>
-    <w:p>
-      <w:pPr>
-        <w:pStyle w:val="ListBullet"/>
-      </w:pPr>
-      <w:r>
-        <w:t>Timing of the outreach. The outreach only lands if the moment is right, and we will judge that with you rather than fix it in advance by the calendar.</w:t>
+        <w:t>The engagement is billed at the fixed fee of $46,500, invoiced monthly as set out in the engagement letter. Work to date falls within the agreed scope, and we do not expect to request any change to the fee.</w:t>
       </w:r>
     </w:p>
     <w:p>
       <w:r>
-        <w:t>The one thing I need from you before the next period is a short list of the clients and referral sources you would want us to reach first, which lets us shape the outreach plan around the relationships that matter most to you. I will send a note to set a time to walk through it, and Nancy Suarez and I will have a first draft ready for that conversation.</w:t>
+        <w:t>Out-of-pocket expenses have been limited to wire distribution charges, each approved in advance.</w:t>
+      </w:r>
+    </w:p>
+    <w:p>
+      <w:r>
+        <w:t>Our next report will follow the next customer update. In the meantime, I would be grateful for the names of the alternate approvers for the holiday period when convenient. Thank you, as ever, for the quick turnarounds on your side.</w:t>
       </w:r>
     </w:p>
     <w:sectPr>
